--- a/output/Australia_Summary_DRAFT.docx
+++ b/output/Australia_Summary_DRAFT.docx
@@ -266,7 +266,7 @@
                   <w:color w:val="B31822"/>
                   <w:vertAlign w:val="superscript"/>
                 </w:rPr>
-                <w:t xml:space="preserve">32</w:t>
+                <w:t xml:space="preserve">31</w:t>
               </w:r>
             </w:hyperlink>
           </w:p>
@@ -308,7 +308,7 @@
                   <w:color w:val="B31822"/>
                   <w:vertAlign w:val="superscript"/>
                 </w:rPr>
-                <w:t xml:space="preserve">34</w:t>
+                <w:t xml:space="preserve">33</w:t>
               </w:r>
             </w:hyperlink>
           </w:p>
@@ -353,7 +353,7 @@
                   <w:color w:val="B31822"/>
                   <w:vertAlign w:val="superscript"/>
                 </w:rPr>
-                <w:t xml:space="preserve">37</w:t>
+                <w:t xml:space="preserve">36</w:t>
               </w:r>
             </w:hyperlink>
           </w:p>
@@ -393,7 +393,7 @@
                   <w:color w:val="B31822"/>
                   <w:vertAlign w:val="superscript"/>
                 </w:rPr>
-                <w:t xml:space="preserve">24</w:t>
+                <w:t xml:space="preserve">23</w:t>
               </w:r>
             </w:hyperlink>
           </w:p>
@@ -473,7 +473,7 @@
                   <w:color w:val="B31822"/>
                   <w:vertAlign w:val="superscript"/>
                 </w:rPr>
-                <w:t xml:space="preserve">28</w:t>
+                <w:t xml:space="preserve">27</w:t>
               </w:r>
             </w:hyperlink>
           </w:p>
@@ -662,13 +662,13 @@
         </w:rPr>
         <w:t>Medicare covers the full cost of public hospital services for citizens and permanent residents.</w:t>
       </w:r>
-      <w:hyperlink r:id="rId28">
+      <w:hyperlink r:id="rId23">
         <w:r>
           <w:rPr>
             <w:color w:val="B31822"/>
             <w:vertAlign w:val="superscript"/>
           </w:rPr>
-          <w:t xml:space="preserve">23</w:t>
+          <w:t xml:space="preserve">18</w:t>
         </w:r>
       </w:hyperlink>
     </w:p>
@@ -690,16 +690,16 @@
             <w:color w:val="B31822"/>
             <w:vertAlign w:val="superscript"/>
           </w:rPr>
-          <w:t xml:space="preserve">32,</w:t>
+          <w:t xml:space="preserve">31,</w:t>
         </w:r>
       </w:hyperlink>
-      <w:hyperlink r:id="rId29">
+      <w:hyperlink r:id="rId28">
         <w:r>
           <w:rPr>
             <w:color w:val="B31822"/>
             <w:vertAlign w:val="superscript"/>
           </w:rPr>
-          <w:t xml:space="preserve">36</w:t>
+          <w:t xml:space="preserve">35</w:t>
         </w:r>
       </w:hyperlink>
     </w:p>
@@ -737,13 +737,13 @@
         </w:rPr>
         <w:t>Governments funded 70 percent of the A$290.7 billion in total health spending in 2024-25.</w:t>
       </w:r>
-      <w:hyperlink r:id="rId30">
+      <w:hyperlink r:id="rId29">
         <w:r>
           <w:rPr>
             <w:color w:val="B31822"/>
             <w:vertAlign w:val="superscript"/>
           </w:rPr>
-          <w:t xml:space="preserve">31</w:t>
+          <w:t xml:space="preserve">30</w:t>
         </w:r>
       </w:hyperlink>
     </w:p>
@@ -780,13 +780,13 @@
         </w:rPr>
         <w:t>The 2026-27 Budget provides A$220.3 billion over five years for state public hospital services.</w:t>
       </w:r>
-      <w:hyperlink r:id="rId31">
+      <w:hyperlink r:id="rId30">
         <w:r>
           <w:rPr>
             <w:color w:val="B31822"/>
             <w:vertAlign w:val="superscript"/>
           </w:rPr>
-          <w:t xml:space="preserve">25</w:t>
+          <w:t xml:space="preserve">24</w:t>
         </w:r>
       </w:hyperlink>
     </w:p>
@@ -802,22 +802,22 @@
         </w:rPr>
         <w:t>Bulk billing incentives reached all Australians on 1 November 2025, with 9 in 10 GP visits projected by 2030.</w:t>
       </w:r>
+      <w:hyperlink r:id="rId31">
+        <w:r>
+          <w:rPr>
+            <w:color w:val="B31822"/>
+            <w:vertAlign w:val="superscript"/>
+          </w:rPr>
+          <w:t xml:space="preserve">25,</w:t>
+        </w:r>
+      </w:hyperlink>
       <w:hyperlink r:id="rId32">
         <w:r>
           <w:rPr>
             <w:color w:val="B31822"/>
             <w:vertAlign w:val="superscript"/>
           </w:rPr>
-          <w:t xml:space="preserve">26,</w:t>
-        </w:r>
-      </w:hyperlink>
-      <w:hyperlink r:id="rId33">
-        <w:r>
-          <w:rPr>
-            <w:color w:val="B31822"/>
-            <w:vertAlign w:val="superscript"/>
-          </w:rPr>
-          <w:t xml:space="preserve">27</w:t>
+          <w:t xml:space="preserve">26</w:t>
         </w:r>
       </w:hyperlink>
     </w:p>
@@ -839,7 +839,7 @@
             <w:color w:val="B31822"/>
             <w:vertAlign w:val="superscript"/>
           </w:rPr>
-          <w:t xml:space="preserve">24</w:t>
+          <w:t xml:space="preserve">23</w:t>
         </w:r>
       </w:hyperlink>
     </w:p>
@@ -878,7 +878,7 @@
                     <pic:cNvPicPr/>
                   </pic:nvPicPr>
                   <pic:blipFill>
-                    <a:blip r:embed="rId34"/>
+                    <a:blip r:embed="rId33"/>
                     <a:stretch>
                       <a:fillRect/>
                     </a:stretch>
@@ -915,7 +915,7 @@
             <w:color w:val="B31822"/>
             <w:vertAlign w:val="superscript"/>
           </w:rPr>
-          <w:t xml:space="preserve">32,</w:t>
+          <w:t xml:space="preserve">31,</w:t>
         </w:r>
       </w:hyperlink>
       <w:hyperlink r:id="rId14">
@@ -924,7 +924,7 @@
             <w:color w:val="B31822"/>
             <w:vertAlign w:val="superscript"/>
           </w:rPr>
-          <w:t xml:space="preserve">34</w:t>
+          <w:t xml:space="preserve">33</w:t>
         </w:r>
       </w:hyperlink>
     </w:p>
@@ -963,7 +963,7 @@
                     <pic:cNvPicPr/>
                   </pic:nvPicPr>
                   <pic:blipFill>
-                    <a:blip r:embed="rId35"/>
+                    <a:blip r:embed="rId34"/>
                     <a:stretch>
                       <a:fillRect/>
                     </a:stretch>
@@ -994,13 +994,13 @@
         </w:rPr>
         <w:t xml:space="preserve">Latest year available for each country in the World Bank series, shown in brackets; comparison years differ (2022 and 2023). Sources: </w:t>
       </w:r>
-      <w:hyperlink r:id="rId36">
+      <w:hyperlink r:id="rId35">
         <w:r>
           <w:rPr>
             <w:color w:val="B31822"/>
             <w:vertAlign w:val="superscript"/>
           </w:rPr>
-          <w:t xml:space="preserve">73</w:t>
+          <w:t xml:space="preserve">72</w:t>
         </w:r>
       </w:hyperlink>
     </w:p>
@@ -1037,29 +1037,7 @@
         </w:rPr>
         <w:t>Ramsay Health Care, listed on the Australian Securities Exchange since 1997, runs hospitals in Australia, Europe and the United Kingdom.</w:t>
       </w:r>
-      <w:hyperlink r:id="rId37">
-        <w:r>
-          <w:rPr>
-            <w:color w:val="B31822"/>
-            <w:vertAlign w:val="superscript"/>
-          </w:rPr>
-          <w:t xml:space="preserve">30</w:t>
-        </w:r>
-      </w:hyperlink>
-    </w:p>
-    <w:p>
-      <w:pPr>
-        <w:pStyle w:val="ListBullet"/>
-        <w:widowControl/>
-        <w:spacing w:after="60"/>
-      </w:pPr>
-      <w:r>
-        <w:rPr>
-          <w:sz w:val="21"/>
-        </w:rPr>
-        <w:t>Healthscope, the second-largest operator, entered receivership in May 2025 after Brookfield withdrew support.</w:t>
-      </w:r>
-      <w:hyperlink r:id="rId38">
+      <w:hyperlink r:id="rId36">
         <w:r>
           <w:rPr>
             <w:color w:val="B31822"/>
@@ -1079,24 +1057,46 @@
         <w:rPr>
           <w:sz w:val="21"/>
         </w:rPr>
+        <w:t>Healthscope, the second-largest operator, entered receivership in May 2025 after Brookfield withdrew support.</w:t>
+      </w:r>
+      <w:hyperlink r:id="rId37">
+        <w:r>
+          <w:rPr>
+            <w:color w:val="B31822"/>
+            <w:vertAlign w:val="superscript"/>
+          </w:rPr>
+          <w:t xml:space="preserve">28</w:t>
+        </w:r>
+      </w:hyperlink>
+    </w:p>
+    <w:p>
+      <w:pPr>
+        <w:pStyle w:val="ListBullet"/>
+        <w:widowControl/>
+        <w:spacing w:after="60"/>
+      </w:pPr>
+      <w:r>
+        <w:rPr>
+          <w:sz w:val="21"/>
+        </w:rPr>
         <w:t>Peter MacCallum Cancer Centre signed with Dana-Farber in 2022 and The Christie in 2024.</w:t>
       </w:r>
+      <w:hyperlink r:id="rId38">
+        <w:r>
+          <w:rPr>
+            <w:color w:val="B31822"/>
+            <w:vertAlign w:val="superscript"/>
+          </w:rPr>
+          <w:t xml:space="preserve">47,</w:t>
+        </w:r>
+      </w:hyperlink>
       <w:hyperlink r:id="rId39">
         <w:r>
           <w:rPr>
             <w:color w:val="B31822"/>
             <w:vertAlign w:val="superscript"/>
           </w:rPr>
-          <w:t xml:space="preserve">48,</w:t>
-        </w:r>
-      </w:hyperlink>
-      <w:hyperlink r:id="rId40">
-        <w:r>
-          <w:rPr>
-            <w:color w:val="B31822"/>
-            <w:vertAlign w:val="superscript"/>
-          </w:rPr>
-          <w:t xml:space="preserve">49</w:t>
+          <w:t xml:space="preserve">48</w:t>
         </w:r>
       </w:hyperlink>
       <w:r>
@@ -1141,7 +1141,7 @@
                     <pic:cNvPicPr/>
                   </pic:nvPicPr>
                   <pic:blipFill>
-                    <a:blip r:embed="rId41"/>
+                    <a:blip r:embed="rId40"/>
                     <a:stretch>
                       <a:fillRect/>
                     </a:stretch>
@@ -1172,13 +1172,13 @@
         </w:rPr>
         <w:t xml:space="preserve">Hospital beds as reported to the World Bank; 2016 is the latest year in the series. Sources: </w:t>
       </w:r>
-      <w:hyperlink r:id="rId42">
+      <w:hyperlink r:id="rId41">
         <w:r>
           <w:rPr>
             <w:color w:val="B31822"/>
             <w:vertAlign w:val="superscript"/>
           </w:rPr>
-          <w:t xml:space="preserve">39</w:t>
+          <w:t xml:space="preserve">38</w:t>
         </w:r>
       </w:hyperlink>
     </w:p>
@@ -1230,7 +1230,7 @@
                     <pic:cNvPicPr/>
                   </pic:nvPicPr>
                   <pic:blipFill>
-                    <a:blip r:embed="rId43"/>
+                    <a:blip r:embed="rId42"/>
                     <a:stretch>
                       <a:fillRect/>
                     </a:stretch>
@@ -2050,13 +2050,13 @@
         </w:rPr>
         <w:t>Four in five specialists registered in the pathway's first six months work in major cities, Medical Republic reported.</w:t>
       </w:r>
-      <w:hyperlink r:id="rId44">
+      <w:hyperlink r:id="rId43">
         <w:r>
           <w:rPr>
             <w:color w:val="B31822"/>
             <w:vertAlign w:val="superscript"/>
           </w:rPr>
-          <w:t xml:space="preserve">41</w:t>
+          <w:t xml:space="preserve">40</w:t>
         </w:r>
       </w:hyperlink>
     </w:p>
@@ -2081,7 +2081,7 @@
           <w:t xml:space="preserve">20,</w:t>
         </w:r>
       </w:hyperlink>
-      <w:hyperlink r:id="rId45">
+      <w:hyperlink r:id="rId44">
         <w:r>
           <w:rPr>
             <w:color w:val="B31822"/>
@@ -2154,13 +2154,13 @@
         </w:rPr>
         <w:t>The Budget removes the age-based uplift of the private health insurance rebate from 1 April 2027.</w:t>
       </w:r>
-      <w:hyperlink r:id="rId31">
+      <w:hyperlink r:id="rId30">
         <w:r>
           <w:rPr>
             <w:color w:val="B31822"/>
             <w:vertAlign w:val="superscript"/>
           </w:rPr>
-          <w:t xml:space="preserve">25</w:t>
+          <w:t xml:space="preserve">24</w:t>
         </w:r>
       </w:hyperlink>
     </w:p>
@@ -2182,13 +2182,13 @@
         </w:rPr>
         <w:t>Healthscope's 25 hospitals will be divided among four operators, with Calvary Health Care taking 14.</w:t>
       </w:r>
-      <w:hyperlink r:id="rId38">
+      <w:hyperlink r:id="rId37">
         <w:r>
           <w:rPr>
             <w:color w:val="B31822"/>
             <w:vertAlign w:val="superscript"/>
           </w:rPr>
-          <w:t xml:space="preserve">29</w:t>
+          <w:t xml:space="preserve">28</w:t>
         </w:r>
       </w:hyperlink>
     </w:p>

--- a/output/Australia_Summary_DRAFT.docx
+++ b/output/Australia_Summary_DRAFT.docx
@@ -735,7 +735,7 @@
         <w:rPr>
           <w:sz w:val="21"/>
         </w:rPr>
-        <w:t>Governments funded 70 percent of the A$290.7 billion in total health spending in 2024-25.</w:t>
+        <w:t>Governments funded 70 percent of the A$290.7 billion (US$204 billion) in total health spending in 2024-25.</w:t>
       </w:r>
       <w:hyperlink r:id="rId29">
         <w:r>
@@ -778,7 +778,7 @@
         <w:rPr>
           <w:sz w:val="21"/>
         </w:rPr>
-        <w:t>The 2026-27 Budget provides A$220.3 billion over five years for state public hospital services.</w:t>
+        <w:t>The 2026-27 Budget provides A$220.3 billion (US$154 billion) over five years for state public hospital services.</w:t>
       </w:r>
       <w:hyperlink r:id="rId30">
         <w:r>
@@ -831,7 +831,7 @@
         <w:rPr>
           <w:sz w:val="21"/>
         </w:rPr>
-        <w:t>Public hospitals had 67,280 beds in 2023-24, and governments funded 94 percent of their A$103.1 billion recurrent spending.</w:t>
+        <w:t>Public hospitals had 67,280 beds in 2023-24, and governments funded 94 percent of their A$103.1 billion (US$72.3 billion) recurrent spending.</w:t>
       </w:r>
       <w:hyperlink r:id="rId16">
         <w:r>
@@ -2123,7 +2123,7 @@
         <w:rPr>
           <w:sz w:val="20"/>
         </w:rPr>
-        <w:t>National Cabinet agreed a new public hospital funding deal with A$25 billion in additional Commonwealth public hospital funding.</w:t>
+        <w:t>National Cabinet agreed a new public hospital funding deal with A$25 billion (US$17.5 billion) in additional Commonwealth public hospital funding.</w:t>
       </w:r>
       <w:hyperlink r:id="rId20">
         <w:r>
